--- a/03-execute/10-week/02-optional-activity/requisitos_historias_usuario_software_juridico.docx
+++ b/03-execute/10-week/02-optional-activity/requisitos_historias_usuario_software_juridico.docx
@@ -5,8 +5,16 @@
     <w:p>
       <w:pPr>
         <w:pStyle w:val="Ttulo1"/>
+        <w:rPr>
+          <w:sz w:val="32"/>
+          <w:szCs w:val="32"/>
+        </w:rPr>
       </w:pPr>
       <w:r>
+        <w:rPr>
+          <w:sz w:val="32"/>
+          <w:szCs w:val="32"/>
+        </w:rPr>
         <w:t>Requisitos Funcionales, No Funcionales e Historias de Usuario - Software Jurídico</w:t>
       </w:r>
     </w:p>
@@ -302,31 +310,7 @@
     </w:p>
     <w:p>
       <w:r>
-        <w:t xml:space="preserve">Como usuario quiero recibir alertas para </w:t>
-      </w:r>
-      <w:proofErr w:type="spellStart"/>
-      <w:r>
-        <w:t>conocer</w:t>
-      </w:r>
-      <w:proofErr w:type="spellEnd"/>
-      <w:r>
-        <w:t xml:space="preserve"> </w:t>
-      </w:r>
-      <w:proofErr w:type="spellStart"/>
-      <w:r>
-        <w:t>tareas</w:t>
-      </w:r>
-      <w:proofErr w:type="spellEnd"/>
-      <w:r>
-        <w:t xml:space="preserve"> y </w:t>
-      </w:r>
-      <w:proofErr w:type="spellStart"/>
-      <w:r>
-        <w:t>vencimientos</w:t>
-      </w:r>
-      <w:proofErr w:type="spellEnd"/>
-      <w:r>
-        <w:t>.</w:t>
+        <w:t>Como usuario quiero recibir alertas para conocer tareas y vencimientos.</w:t>
       </w:r>
     </w:p>
     <w:p>
@@ -340,31 +324,7 @@
     </w:p>
     <w:p>
       <w:r>
-        <w:t xml:space="preserve">El </w:t>
-      </w:r>
-      <w:proofErr w:type="spellStart"/>
-      <w:r>
-        <w:t>sistema</w:t>
-      </w:r>
-      <w:proofErr w:type="spellEnd"/>
-      <w:r>
-        <w:t xml:space="preserve"> </w:t>
-      </w:r>
-      <w:proofErr w:type="spellStart"/>
-      <w:r>
-        <w:t>jurídico</w:t>
-      </w:r>
-      <w:proofErr w:type="spellEnd"/>
-      <w:r>
-        <w:t xml:space="preserve"> </w:t>
-      </w:r>
-      <w:proofErr w:type="spellStart"/>
-      <w:r>
-        <w:t>propuesto</w:t>
-      </w:r>
-      <w:proofErr w:type="spellEnd"/>
-      <w:r>
-        <w:t xml:space="preserve"> cumple con las necesidades básicas de administración de un despacho jurídico, integrando funcionalidades de gestión de clientes, procesos, tareas, documentos, usuarios y seguridad, respaldadas por un modelo de base de datos estructurado y escalable.</w:t>
+        <w:t>El sistema jurídico propuesto cumple con las necesidades básicas de administración de un despacho jurídico, integrando funcionalidades de gestión de clientes, procesos, tareas, documentos, usuarios y seguridad, respaldadas por un modelo de base de datos estructurado y escalable.</w:t>
       </w:r>
     </w:p>
     <w:sectPr>
